--- a/klagomål/A 28359-2026 FSC-klagomål.docx
+++ b/klagomål/A 28359-2026 FSC-klagomål.docx
@@ -1958,7 +1958,7 @@
     <w:r>
       <w:tab/>
       <w:tab/>
-      <w:t>2026-06-24</w:t>
+      <w:t>2026-06-25</w:t>
       <w:br/>
       <w:br/>
     </w:r>

--- a/klagomål/A 28359-2026 FSC-klagomål.docx
+++ b/klagomål/A 28359-2026 FSC-klagomål.docx
@@ -1958,7 +1958,7 @@
     <w:r>
       <w:tab/>
       <w:tab/>
-      <w:t>2026-06-25</w:t>
+      <w:t>2026-06-26</w:t>
       <w:br/>
       <w:br/>
     </w:r>

--- a/klagomål/A 28359-2026 FSC-klagomål.docx
+++ b/klagomål/A 28359-2026 FSC-klagomål.docx
@@ -221,7 +221,7 @@
     </w:p>
     <w:p>
       <w:r>
-        <w:t>I och inom 22 meter från avverkningsanmälan finns fynd av 20 naturvårdsarter, varav 18 är rödlistade, 4 är fridlysta, 13 är typiska (T) och 1 är signalart (S): garnlav (VU, T), knärot (VU, T, §8), blanksvart spiklav (NT), blågrå svartspik (NT), dvärgbägarlav (NT, T), gammelgransskål (NT, T), knottrig blåslav (NT, T), kolflarnlav (NT, T), kortskaftad ärgspik (NT), lunglav (NT, T), mörk kolflarnlav (NT), skrovellav (NT, T), talltita (NT, §4), tretåig hackspett (NT, T, §4), vedflamlav (NT), vedskivlav (NT, T), violettgrå tagellav (NT, T), vitgrynig nållav (NT), stuplav (S, T) och järpe (T, §4). Se Figur 1.</w:t>
+        <w:t>I och inom 22 meter från avverkningsanmälan finns fynd av 21 naturvårdsarter, varav 18 är rödlistade, 4 är fridlysta, 14 är typiska (T) och 2 är signalarter (S): garnlav (VU, T), knärot (VU, T, §8), blanksvart spiklav (NT), blågrå svartspik (NT), dvärgbägarlav (NT, T), gammelgransskål (NT, T), knottrig blåslav (NT, T), kolflarnlav (NT, T), kortskaftad ärgspik (NT), lunglav (NT, T), mörk kolflarnlav (NT), skrovellav (NT, T), talltita (NT, §4), tretåig hackspett (NT, T, §4), vedflamlav (NT), vedskivlav (NT, T), violettgrå tagellav (NT, T), vitgrynig nållav (NT), nästlav (S, T), stuplav (S, T) och järpe (T, §4). Se Figur 1.</w:t>
       </w:r>
     </w:p>
     <w:p>
@@ -325,7 +325,7 @@
     </w:p>
     <w:p>
       <w:r>
-        <w:t>I det avverkningsanmälda området finns 3 fyndplatser för knärot registrerade på Artportalen. Figur 2 visar gränserna för buffertzoner på 50 m, som behöver lämnas kring fyndplatserna för att knärotslokalerna inte ska försvinna vid en avverkning. Av det avverkningsanmälda området överlappar 0.48 ha med buffertzonerna och får av detta skäl inte avverkas.</w:t>
+        <w:t>I det avverkningsanmälda området finns 4 fyndplatser för knärot registrerade på Artportalen. Figur 2 visar gränserna för buffertzoner på 50 m, som behöver lämnas kring fyndplatserna för att knärotslokalerna inte ska försvinna vid en avverkning. Av det avverkningsanmälda området överlappar 0.85 ha med buffertzonerna och får av detta skäl inte avverkas.</w:t>
       </w:r>
     </w:p>
     <w:p>
@@ -730,6 +730,26 @@
         <w:rPr>
           <w:b/>
         </w:rPr>
+        <w:t>Nästlav</w:t>
+      </w:r>
+      <w:r>
+        <w:t xml:space="preserve"> indikerar söder om den naturliga norrlandsgränsen äldre barrskogsområden med höga naturvärden där andra ovanliga nordliga barrskogsarter kan påträffas. Nästlav är typisk art för </w:t>
+      </w:r>
+      <w:r>
+        <w:rPr>
+          <w:i/>
+        </w:rPr>
+        <w:t xml:space="preserve">9010 Taiga </w:t>
+      </w:r>
+      <w:r>
+        <w:t>(Nitare &amp; Skogsstyrelsen, 2019; SLU Artdatabanken, 2025).</w:t>
+      </w:r>
+    </w:p>
+    <w:p>
+      <w:r>
+        <w:rPr>
+          <w:b/>
+        </w:rPr>
         <w:t>Stuplav</w:t>
       </w:r>
       <w:r>
@@ -895,10 +915,18 @@
         <w:rPr>
           <w:b/>
         </w:rPr>
-        <w:t xml:space="preserve">6.4.3 </w:t>
-      </w:r>
-      <w:r>
-        <w:t>Bevarandeåtgärder genomförs för de kända förekomster av rödlistade arter som påverkas av skogsbruk.</w:t>
+        <w:t xml:space="preserve">6.4.1 </w:t>
+      </w:r>
+      <w:r>
+        <w:t>Följande biotoper undantas från alla skogsbruksåtgärder, förutom åtgärder påkallade för att bevara eller främja biotopens naturliga eller hävdbetingade biologiska mångfald:</w:t>
+      </w:r>
+    </w:p>
+    <w:p>
+      <w:pPr>
+        <w:ind w:left="357"/>
+      </w:pPr>
+      <w:r>
+        <w:t>b) nyckelbiotoper enligt Skogsstyrelsens definition och metod (1995)</w:t>
       </w:r>
     </w:p>
     <w:p>
@@ -916,7 +944,36 @@
         <w:rPr>
           <w:i/>
         </w:rPr>
-        <w:t>I det avverkningsanmälda skogsområdet har 20 naturvårdsarter varav 18 rödlistade arter sina livsmiljöer och växtplatser.</w:t>
+        <w:t>I det avverkningsanmälda skogsområdet har 20 rödlistade arter och signalarter påträffats. Detta ska jämföras med Skogsstyrelsens uppföljning 2017 av nyckelbiotoper som visade att man i genomsnitt hittar 20,6 olika rödlistade arter och signalarter i en nyckelbiotop (Wijk, S. 2017. Biologisk mångfald i nyckelbiotoper – Resultat från inventeringen “Uppföljning biologisk mångfald” 2009–2015. Rapport 4/2017 Skogsstyrelsen, Jönköping).</w:t>
+      </w:r>
+    </w:p>
+    <w:p>
+      <w:r>
+        <w:rPr>
+          <w:b/>
+        </w:rPr>
+        <w:t xml:space="preserve">6.4.3 </w:t>
+      </w:r>
+      <w:r>
+        <w:t>Bevarandeåtgärder genomförs för de kända förekomster av rödlistade arter som påverkas av skogsbruk.</w:t>
+      </w:r>
+    </w:p>
+    <w:p>
+      <w:pPr>
+        <w:pStyle w:val="ListBullet"/>
+      </w:pPr>
+      <w:r>
+        <w:rPr>
+          <w:b/>
+          <w:i/>
+        </w:rPr>
+        <w:t xml:space="preserve">Kommentar: </w:t>
+      </w:r>
+      <w:r>
+        <w:rPr>
+          <w:i/>
+        </w:rPr>
+        <w:t>I det avverkningsanmälda skogsområdet har 21 naturvårdsarter varav 18 rödlistade arter sina livsmiljöer och växtplatser.</w:t>
       </w:r>
     </w:p>
     <w:p>
@@ -1958,7 +2015,7 @@
     <w:r>
       <w:tab/>
       <w:tab/>
-      <w:t>2026-06-26</w:t>
+      <w:t>2026-06-27</w:t>
       <w:br/>
       <w:br/>
     </w:r>

--- a/klagomål/A 28359-2026 FSC-klagomål.docx
+++ b/klagomål/A 28359-2026 FSC-klagomål.docx
@@ -2015,7 +2015,7 @@
     <w:r>
       <w:tab/>
       <w:tab/>
-      <w:t>2026-06-27</w:t>
+      <w:t>2026-06-28</w:t>
       <w:br/>
       <w:br/>
     </w:r>

--- a/klagomål/A 28359-2026 FSC-klagomål.docx
+++ b/klagomål/A 28359-2026 FSC-klagomål.docx
@@ -2015,7 +2015,7 @@
     <w:r>
       <w:tab/>
       <w:tab/>
-      <w:t>2026-06-28</w:t>
+      <w:t>2026-06-29</w:t>
       <w:br/>
       <w:br/>
     </w:r>

--- a/klagomål/A 28359-2026 FSC-klagomål.docx
+++ b/klagomål/A 28359-2026 FSC-klagomål.docx
@@ -2015,7 +2015,7 @@
     <w:r>
       <w:tab/>
       <w:tab/>
-      <w:t>2026-06-29</w:t>
+      <w:t>2026-06-30</w:t>
       <w:br/>
       <w:br/>
     </w:r>

--- a/klagomål/A 28359-2026 FSC-klagomål.docx
+++ b/klagomål/A 28359-2026 FSC-klagomål.docx
@@ -2015,7 +2015,7 @@
     <w:r>
       <w:tab/>
       <w:tab/>
-      <w:t>2026-06-30</w:t>
+      <w:t>2026-07-01</w:t>
       <w:br/>
       <w:br/>
     </w:r>

--- a/klagomål/A 28359-2026 FSC-klagomål.docx
+++ b/klagomål/A 28359-2026 FSC-klagomål.docx
@@ -2015,7 +2015,7 @@
     <w:r>
       <w:tab/>
       <w:tab/>
-      <w:t>2026-07-01</w:t>
+      <w:t>2026-07-02</w:t>
       <w:br/>
       <w:br/>
     </w:r>

--- a/klagomål/A 28359-2026 FSC-klagomål.docx
+++ b/klagomål/A 28359-2026 FSC-klagomål.docx
@@ -2015,7 +2015,7 @@
     <w:r>
       <w:tab/>
       <w:tab/>
-      <w:t>2026-07-13</w:t>
+      <w:t>2026-07-14</w:t>
       <w:br/>
       <w:br/>
     </w:r>

--- a/klagomål/A 28359-2026 FSC-klagomål.docx
+++ b/klagomål/A 28359-2026 FSC-klagomål.docx
@@ -2015,7 +2015,7 @@
     <w:r>
       <w:tab/>
       <w:tab/>
-      <w:t>2026-07-14</w:t>
+      <w:t>2026-07-15</w:t>
       <w:br/>
       <w:br/>
     </w:r>

--- a/klagomål/A 28359-2026 FSC-klagomål.docx
+++ b/klagomål/A 28359-2026 FSC-klagomål.docx
@@ -2015,7 +2015,7 @@
     <w:r>
       <w:tab/>
       <w:tab/>
-      <w:t>2026-07-15</w:t>
+      <w:t>2026-07-16</w:t>
       <w:br/>
       <w:br/>
     </w:r>

--- a/klagomål/A 28359-2026 FSC-klagomål.docx
+++ b/klagomål/A 28359-2026 FSC-klagomål.docx
@@ -2015,7 +2015,7 @@
     <w:r>
       <w:tab/>
       <w:tab/>
-      <w:t>2026-07-16</w:t>
+      <w:t>2026-07-17</w:t>
       <w:br/>
       <w:br/>
     </w:r>

--- a/klagomål/A 28359-2026 FSC-klagomål.docx
+++ b/klagomål/A 28359-2026 FSC-klagomål.docx
@@ -2015,7 +2015,7 @@
     <w:r>
       <w:tab/>
       <w:tab/>
-      <w:t>2026-07-17</w:t>
+      <w:t>2026-07-18</w:t>
       <w:br/>
       <w:br/>
     </w:r>

--- a/klagomål/A 28359-2026 FSC-klagomål.docx
+++ b/klagomål/A 28359-2026 FSC-klagomål.docx
@@ -2015,7 +2015,7 @@
     <w:r>
       <w:tab/>
       <w:tab/>
-      <w:t>2026-07-18</w:t>
+      <w:t>2026-07-19</w:t>
       <w:br/>
       <w:br/>
     </w:r>

--- a/klagomål/A 28359-2026 FSC-klagomål.docx
+++ b/klagomål/A 28359-2026 FSC-klagomål.docx
@@ -2015,7 +2015,7 @@
     <w:r>
       <w:tab/>
       <w:tab/>
-      <w:t>2026-07-19</w:t>
+      <w:t>2026-07-20</w:t>
       <w:br/>
       <w:br/>
     </w:r>

--- a/klagomål/A 28359-2026 FSC-klagomål.docx
+++ b/klagomål/A 28359-2026 FSC-klagomål.docx
@@ -2015,7 +2015,7 @@
     <w:r>
       <w:tab/>
       <w:tab/>
-      <w:t>2026-07-20</w:t>
+      <w:t>2026-07-21</w:t>
       <w:br/>
       <w:br/>
     </w:r>

--- a/klagomål/A 28359-2026 FSC-klagomål.docx
+++ b/klagomål/A 28359-2026 FSC-klagomål.docx
@@ -2015,7 +2015,7 @@
     <w:r>
       <w:tab/>
       <w:tab/>
-      <w:t>2026-07-21</w:t>
+      <w:t>2026-07-22</w:t>
       <w:br/>
       <w:br/>
     </w:r>

--- a/klagomål/A 28359-2026 FSC-klagomål.docx
+++ b/klagomål/A 28359-2026 FSC-klagomål.docx
@@ -2015,7 +2015,7 @@
     <w:r>
       <w:tab/>
       <w:tab/>
-      <w:t>2026-07-22</w:t>
+      <w:t>2026-07-23</w:t>
       <w:br/>
       <w:br/>
     </w:r>

--- a/klagomål/A 28359-2026 FSC-klagomål.docx
+++ b/klagomål/A 28359-2026 FSC-klagomål.docx
@@ -2015,7 +2015,7 @@
     <w:r>
       <w:tab/>
       <w:tab/>
-      <w:t>2026-07-23</w:t>
+      <w:t>2026-07-24</w:t>
       <w:br/>
       <w:br/>
     </w:r>

--- a/klagomål/A 28359-2026 FSC-klagomål.docx
+++ b/klagomål/A 28359-2026 FSC-klagomål.docx
@@ -2015,7 +2015,7 @@
     <w:r>
       <w:tab/>
       <w:tab/>
-      <w:t>2026-07-24</w:t>
+      <w:t>2026-07-25</w:t>
       <w:br/>
       <w:br/>
     </w:r>

--- a/klagomål/A 28359-2026 FSC-klagomål.docx
+++ b/klagomål/A 28359-2026 FSC-klagomål.docx
@@ -2015,7 +2015,7 @@
     <w:r>
       <w:tab/>
       <w:tab/>
-      <w:t>2026-07-25</w:t>
+      <w:t>2026-07-26</w:t>
       <w:br/>
       <w:br/>
     </w:r>

--- a/klagomål/A 28359-2026 FSC-klagomål.docx
+++ b/klagomål/A 28359-2026 FSC-klagomål.docx
@@ -2015,7 +2015,7 @@
     <w:r>
       <w:tab/>
       <w:tab/>
-      <w:t>2026-07-26</w:t>
+      <w:t>2026-07-27</w:t>
       <w:br/>
       <w:br/>
     </w:r>

--- a/klagomål/A 28359-2026 FSC-klagomål.docx
+++ b/klagomål/A 28359-2026 FSC-klagomål.docx
@@ -2015,7 +2015,7 @@
     <w:r>
       <w:tab/>
       <w:tab/>
-      <w:t>2026-07-27</w:t>
+      <w:t>2026-07-28</w:t>
       <w:br/>
       <w:br/>
     </w:r>

--- a/klagomål/A 28359-2026 FSC-klagomål.docx
+++ b/klagomål/A 28359-2026 FSC-klagomål.docx
@@ -2015,7 +2015,7 @@
     <w:r>
       <w:tab/>
       <w:tab/>
-      <w:t>2026-07-28</w:t>
+      <w:t>2026-07-29</w:t>
       <w:br/>
       <w:br/>
     </w:r>

--- a/klagomål/A 28359-2026 FSC-klagomål.docx
+++ b/klagomål/A 28359-2026 FSC-klagomål.docx
@@ -2015,7 +2015,7 @@
     <w:r>
       <w:tab/>
       <w:tab/>
-      <w:t>2026-07-29</w:t>
+      <w:t>2026-07-30</w:t>
       <w:br/>
       <w:br/>
     </w:r>

--- a/klagomål/A 28359-2026 FSC-klagomål.docx
+++ b/klagomål/A 28359-2026 FSC-klagomål.docx
@@ -2015,7 +2015,7 @@
     <w:r>
       <w:tab/>
       <w:tab/>
-      <w:t>2026-07-30</w:t>
+      <w:t>2026-07-31</w:t>
       <w:br/>
       <w:br/>
     </w:r>

--- a/klagomål/A 28359-2026 FSC-klagomål.docx
+++ b/klagomål/A 28359-2026 FSC-klagomål.docx
@@ -2015,7 +2015,7 @@
     <w:r>
       <w:tab/>
       <w:tab/>
-      <w:t>2026-07-31</w:t>
+      <w:t>2026-08-01</w:t>
       <w:br/>
       <w:br/>
     </w:r>

--- a/klagomål/A 28359-2026 FSC-klagomål.docx
+++ b/klagomål/A 28359-2026 FSC-klagomål.docx
@@ -2015,7 +2015,7 @@
     <w:r>
       <w:tab/>
       <w:tab/>
-      <w:t>2026-08-01</w:t>
+      <w:t>2026-08-02</w:t>
       <w:br/>
       <w:br/>
     </w:r>

--- a/klagomål/A 28359-2026 FSC-klagomål.docx
+++ b/klagomål/A 28359-2026 FSC-klagomål.docx
@@ -2015,7 +2015,7 @@
     <w:r>
       <w:tab/>
       <w:tab/>
-      <w:t>2026-08-02</w:t>
+      <w:t>2026-08-03</w:t>
       <w:br/>
       <w:br/>
     </w:r>

--- a/klagomål/A 28359-2026 FSC-klagomål.docx
+++ b/klagomål/A 28359-2026 FSC-klagomål.docx
@@ -2015,7 +2015,7 @@
     <w:r>
       <w:tab/>
       <w:tab/>
-      <w:t>2026-08-03</w:t>
+      <w:t>2026-08-05</w:t>
       <w:br/>
       <w:br/>
     </w:r>

--- a/klagomål/A 28359-2026 FSC-klagomål.docx
+++ b/klagomål/A 28359-2026 FSC-klagomål.docx
@@ -2015,7 +2015,7 @@
     <w:r>
       <w:tab/>
       <w:tab/>
-      <w:t>2026-08-05</w:t>
+      <w:t>2026-08-07</w:t>
       <w:br/>
       <w:br/>
     </w:r>

--- a/klagomål/A 28359-2026 FSC-klagomål.docx
+++ b/klagomål/A 28359-2026 FSC-klagomål.docx
@@ -2015,7 +2015,7 @@
     <w:r>
       <w:tab/>
       <w:tab/>
-      <w:t>2026-08-07</w:t>
+      <w:t>2026-08-08</w:t>
       <w:br/>
       <w:br/>
     </w:r>

--- a/klagomål/A 28359-2026 FSC-klagomål.docx
+++ b/klagomål/A 28359-2026 FSC-klagomål.docx
@@ -216,7 +216,7 @@
         <w:spacing w:after="240"/>
       </w:pPr>
       <w:r>
-        <w:t>Figur 1. Fyndplatser för naturvårdsarter i och inom 22 meter från avverkningsanmälan. Markörer utan svart kant är placerade på fyndplatsen. Markörer med svart kant är placerade vid sidan av fyndplatsen har ett svart streck som visar fyndplatsens exakta position. Kartans mittpunktskoordinat är N 6858732, E 466226 i SWEREF 99 TM.</w:t>
+        <w:t>Figur 1. Fyndplatser för naturvårdsarter i och inom 22 meter från avverkningsanmälan. Markörer utan svart kant är placerade på fyndplatsen. Markörer med svart kant är placerade vid sidan av fyndplatsen och har ett svart streck som visar fyndplatsens exakta position. Kartans mittpunktskoordinat är N 6858732, E 466226 i SWEREF 99 TM.</w:t>
       </w:r>
     </w:p>
     <w:p>
@@ -325,7 +325,7 @@
     </w:p>
     <w:p>
       <w:r>
-        <w:t>I det avverkningsanmälda området finns 4 fyndplatser för knärot registrerade på Artportalen. Figur 2 visar gränserna för buffertzoner på 50 m, som behöver lämnas kring fyndplatserna för att knärotslokalerna inte ska försvinna vid en avverkning. Av det avverkningsanmälda området överlappar 0.85 ha med buffertzonerna och får av detta skäl inte avverkas.</w:t>
+        <w:t>I det avverkningsanmälda området finns 8 fyndplatser för knärot registrerade på Artportalen. Figur 2 visar gränserna för buffertzoner på 50 m, som behöver lämnas kring fyndplatserna för att knärotslokalerna inte ska försvinna vid en avverkning. Av det avverkningsanmälda området överlappar 1.08 ha med buffertzonerna och får av detta skäl inte avverkas.</w:t>
       </w:r>
     </w:p>
     <w:p>
@@ -2015,7 +2015,7 @@
     <w:r>
       <w:tab/>
       <w:tab/>
-      <w:t>2026-08-14</w:t>
+      <w:t>2026-08-15</w:t>
       <w:br/>
       <w:br/>
     </w:r>

--- a/klagomål/A 28359-2026 FSC-klagomål.docx
+++ b/klagomål/A 28359-2026 FSC-klagomål.docx
@@ -2015,7 +2015,7 @@
     <w:r>
       <w:tab/>
       <w:tab/>
-      <w:t>2026-08-15</w:t>
+      <w:t>2026-08-16</w:t>
       <w:br/>
       <w:br/>
     </w:r>

--- a/klagomål/A 28359-2026 FSC-klagomål.docx
+++ b/klagomål/A 28359-2026 FSC-klagomål.docx
@@ -2015,7 +2015,7 @@
     <w:r>
       <w:tab/>
       <w:tab/>
-      <w:t>2026-08-16</w:t>
+      <w:t>2026-08-17</w:t>
       <w:br/>
       <w:br/>
     </w:r>

--- a/klagomål/A 28359-2026 FSC-klagomål.docx
+++ b/klagomål/A 28359-2026 FSC-klagomål.docx
@@ -2015,7 +2015,7 @@
     <w:r>
       <w:tab/>
       <w:tab/>
-      <w:t>2026-08-17</w:t>
+      <w:t>2026-08-18</w:t>
       <w:br/>
       <w:br/>
     </w:r>

--- a/klagomål/A 28359-2026 FSC-klagomål.docx
+++ b/klagomål/A 28359-2026 FSC-klagomål.docx
@@ -2015,7 +2015,7 @@
     <w:r>
       <w:tab/>
       <w:tab/>
-      <w:t>2026-08-18</w:t>
+      <w:t>2026-08-19</w:t>
       <w:br/>
       <w:br/>
     </w:r>

--- a/klagomål/A 28359-2026 FSC-klagomål.docx
+++ b/klagomål/A 28359-2026 FSC-klagomål.docx
@@ -2015,7 +2015,7 @@
     <w:r>
       <w:tab/>
       <w:tab/>
-      <w:t>2026-08-19</w:t>
+      <w:t>2026-08-20</w:t>
       <w:br/>
       <w:br/>
     </w:r>

--- a/klagomål/A 28359-2026 FSC-klagomål.docx
+++ b/klagomål/A 28359-2026 FSC-klagomål.docx
@@ -2015,7 +2015,7 @@
     <w:r>
       <w:tab/>
       <w:tab/>
-      <w:t>2026-08-20</w:t>
+      <w:t>2026-08-21</w:t>
       <w:br/>
       <w:br/>
     </w:r>

--- a/klagomål/A 28359-2026 FSC-klagomål.docx
+++ b/klagomål/A 28359-2026 FSC-klagomål.docx
@@ -2015,7 +2015,7 @@
     <w:r>
       <w:tab/>
       <w:tab/>
-      <w:t>2026-08-21</w:t>
+      <w:t>2026-08-22</w:t>
       <w:br/>
       <w:br/>
     </w:r>

--- a/klagomål/A 28359-2026 FSC-klagomål.docx
+++ b/klagomål/A 28359-2026 FSC-klagomål.docx
@@ -2015,7 +2015,7 @@
     <w:r>
       <w:tab/>
       <w:tab/>
-      <w:t>2026-08-22</w:t>
+      <w:t>2026-08-23</w:t>
       <w:br/>
       <w:br/>
     </w:r>

--- a/klagomål/A 28359-2026 FSC-klagomål.docx
+++ b/klagomål/A 28359-2026 FSC-klagomål.docx
@@ -2015,7 +2015,7 @@
     <w:r>
       <w:tab/>
       <w:tab/>
-      <w:t>2026-08-23</w:t>
+      <w:t>2026-08-24</w:t>
       <w:br/>
       <w:br/>
     </w:r>

--- a/klagomål/A 28359-2026 FSC-klagomål.docx
+++ b/klagomål/A 28359-2026 FSC-klagomål.docx
@@ -2015,7 +2015,7 @@
     <w:r>
       <w:tab/>
       <w:tab/>
-      <w:t>2026-08-24</w:t>
+      <w:t>2026-08-25</w:t>
       <w:br/>
       <w:br/>
     </w:r>

--- a/klagomål/A 28359-2026 FSC-klagomål.docx
+++ b/klagomål/A 28359-2026 FSC-klagomål.docx
@@ -2015,7 +2015,7 @@
     <w:r>
       <w:tab/>
       <w:tab/>
-      <w:t>2026-08-25</w:t>
+      <w:t>2026-08-26</w:t>
       <w:br/>
       <w:br/>
     </w:r>

--- a/klagomål/A 28359-2026 FSC-klagomål.docx
+++ b/klagomål/A 28359-2026 FSC-klagomål.docx
@@ -2015,7 +2015,7 @@
     <w:r>
       <w:tab/>
       <w:tab/>
-      <w:t>2026-08-26</w:t>
+      <w:t>2026-08-27</w:t>
       <w:br/>
       <w:br/>
     </w:r>

--- a/klagomål/A 28359-2026 FSC-klagomål.docx
+++ b/klagomål/A 28359-2026 FSC-klagomål.docx
@@ -2015,7 +2015,7 @@
     <w:r>
       <w:tab/>
       <w:tab/>
-      <w:t>2026-08-27</w:t>
+      <w:t>2026-08-28</w:t>
       <w:br/>
       <w:br/>
     </w:r>

--- a/klagomål/A 28359-2026 FSC-klagomål.docx
+++ b/klagomål/A 28359-2026 FSC-klagomål.docx
@@ -2015,7 +2015,7 @@
     <w:r>
       <w:tab/>
       <w:tab/>
-      <w:t>2026-08-28</w:t>
+      <w:t>2026-08-29</w:t>
       <w:br/>
       <w:br/>
     </w:r>

--- a/klagomål/A 28359-2026 FSC-klagomål.docx
+++ b/klagomål/A 28359-2026 FSC-klagomål.docx
@@ -2015,7 +2015,7 @@
     <w:r>
       <w:tab/>
       <w:tab/>
-      <w:t>2026-08-29</w:t>
+      <w:t>2026-08-31</w:t>
       <w:br/>
       <w:br/>
     </w:r>

--- a/klagomål/A 28359-2026 FSC-klagomål.docx
+++ b/klagomål/A 28359-2026 FSC-klagomål.docx
@@ -2015,7 +2015,7 @@
     <w:r>
       <w:tab/>
       <w:tab/>
-      <w:t>2026-08-31</w:t>
+      <w:t>2026-09-01</w:t>
       <w:br/>
       <w:br/>
     </w:r>

--- a/klagomål/A 28359-2026 FSC-klagomål.docx
+++ b/klagomål/A 28359-2026 FSC-klagomål.docx
@@ -2015,7 +2015,7 @@
     <w:r>
       <w:tab/>
       <w:tab/>
-      <w:t>2026-09-01</w:t>
+      <w:t>2026-09-02</w:t>
       <w:br/>
       <w:br/>
     </w:r>

--- a/klagomål/A 28359-2026 FSC-klagomål.docx
+++ b/klagomål/A 28359-2026 FSC-klagomål.docx
@@ -2015,7 +2015,7 @@
     <w:r>
       <w:tab/>
       <w:tab/>
-      <w:t>2026-09-02</w:t>
+      <w:t>2026-09-03</w:t>
       <w:br/>
       <w:br/>
     </w:r>

--- a/klagomål/A 28359-2026 FSC-klagomål.docx
+++ b/klagomål/A 28359-2026 FSC-klagomål.docx
@@ -2015,7 +2015,7 @@
     <w:r>
       <w:tab/>
       <w:tab/>
-      <w:t>2026-09-03</w:t>
+      <w:t>2026-09-04</w:t>
       <w:br/>
       <w:br/>
     </w:r>

--- a/klagomål/A 28359-2026 FSC-klagomål.docx
+++ b/klagomål/A 28359-2026 FSC-klagomål.docx
@@ -2015,7 +2015,7 @@
     <w:r>
       <w:tab/>
       <w:tab/>
-      <w:t>2026-09-04</w:t>
+      <w:t>2026-09-05</w:t>
       <w:br/>
       <w:br/>
     </w:r>

--- a/klagomål/A 28359-2026 FSC-klagomål.docx
+++ b/klagomål/A 28359-2026 FSC-klagomål.docx
@@ -2015,7 +2015,7 @@
     <w:r>
       <w:tab/>
       <w:tab/>
-      <w:t>2026-09-05</w:t>
+      <w:t>2026-09-06</w:t>
       <w:br/>
       <w:br/>
     </w:r>

--- a/klagomål/A 28359-2026 FSC-klagomål.docx
+++ b/klagomål/A 28359-2026 FSC-klagomål.docx
@@ -2015,7 +2015,7 @@
     <w:r>
       <w:tab/>
       <w:tab/>
-      <w:t>2026-09-06</w:t>
+      <w:t>2026-09-07</w:t>
       <w:br/>
       <w:br/>
     </w:r>

--- a/klagomål/A 28359-2026 FSC-klagomål.docx
+++ b/klagomål/A 28359-2026 FSC-klagomål.docx
@@ -2015,7 +2015,7 @@
     <w:r>
       <w:tab/>
       <w:tab/>
-      <w:t>2026-09-07</w:t>
+      <w:t>2026-09-08</w:t>
       <w:br/>
       <w:br/>
     </w:r>

--- a/klagomål/A 28359-2026 FSC-klagomål.docx
+++ b/klagomål/A 28359-2026 FSC-klagomål.docx
@@ -2015,7 +2015,7 @@
     <w:r>
       <w:tab/>
       <w:tab/>
-      <w:t>2026-09-08</w:t>
+      <w:t>2026-09-09</w:t>
       <w:br/>
       <w:br/>
     </w:r>

--- a/klagomål/A 28359-2026 FSC-klagomål.docx
+++ b/klagomål/A 28359-2026 FSC-klagomål.docx
@@ -2015,7 +2015,7 @@
     <w:r>
       <w:tab/>
       <w:tab/>
-      <w:t>2026-09-09</w:t>
+      <w:t>2026-09-10</w:t>
       <w:br/>
       <w:br/>
     </w:r>

--- a/klagomål/A 28359-2026 FSC-klagomål.docx
+++ b/klagomål/A 28359-2026 FSC-klagomål.docx
@@ -2015,7 +2015,7 @@
     <w:r>
       <w:tab/>
       <w:tab/>
-      <w:t>2026-09-10</w:t>
+      <w:t>2026-09-11</w:t>
       <w:br/>
       <w:br/>
     </w:r>

--- a/klagomål/A 28359-2026 FSC-klagomål.docx
+++ b/klagomål/A 28359-2026 FSC-klagomål.docx
@@ -2015,7 +2015,7 @@
     <w:r>
       <w:tab/>
       <w:tab/>
-      <w:t>2026-09-11</w:t>
+      <w:t>2026-09-12</w:t>
       <w:br/>
       <w:br/>
     </w:r>

--- a/klagomål/A 28359-2026 FSC-klagomål.docx
+++ b/klagomål/A 28359-2026 FSC-klagomål.docx
@@ -2015,7 +2015,7 @@
     <w:r>
       <w:tab/>
       <w:tab/>
-      <w:t>2026-09-12</w:t>
+      <w:t>2026-09-13</w:t>
       <w:br/>
       <w:br/>
     </w:r>
